--- a/docs/LEVERAGE_overview_completa_progetto.docx
+++ b/docs/LEVERAGE_overview_completa_progetto.docx
@@ -1712,6 +1712,14 @@
         <w:pStyle w:val="ListBullet"/>
       </w:pPr>
       <w:r>
+        <w:t>`is_profile_verified`;</w:t>
+      </w:r>
+    </w:p>
+    <w:p>
+      <w:pPr>
+        <w:pStyle w:val="ListBullet"/>
+      </w:pPr>
+      <w:r>
         <w:t>`world_gymnastics_athlete_id`;</w:t>
       </w:r>
     </w:p>
@@ -1831,6 +1839,14 @@
       </w:pPr>
       <w:r>
         <w:t>il Result salva solo `athlete_id`, non copia nome e cognome.</w:t>
+      </w:r>
+    </w:p>
+    <w:p>
+      <w:pPr>
+        <w:pStyle w:val="ListBullet"/>
+      </w:pPr>
+      <w:r>
+        <w:t>`is_profile_verified` e un attributo amministrativo distinto dalla verifica del collegamento World Gymnastics: quando attivo mostra il badge pubblico blu LEVERAGE nella Scheda Atleta; assegnazione e rimozione sono riservate ad Admin/Super Admin e restano tracciate nell'audit.</w:t>
       </w:r>
     </w:p>
     <w:p/>
@@ -10521,7 +10537,6 @@
         <w:t>La direzione progettuale e solida: LEVERAGE non e soltanto un database di risultati, ma un sistema informativo verticale che organizza conoscenza sportiva, controlla qualita, rende visibili le incertezze e permette analisi che oggi richiederebbero lavoro manuale su fonti sparse.</w:t>
       </w:r>
     </w:p>
-    <w:p/>
     <w:sectPr>
       <w:pgSz w:w="12240" w:h="15840"/>
       <w:pgMar w:top="1440" w:right="1800" w:bottom="1440" w:left="1800" w:header="720" w:footer="720" w:gutter="0"/>

--- a/docs/LEVERAGE_overview_completa_progetto.docx
+++ b/docs/LEVERAGE_overview_completa_progetto.docx
@@ -1847,6 +1847,14 @@
       </w:pPr>
       <w:r>
         <w:t>`is_profile_verified` e un attributo amministrativo distinto dalla verifica del collegamento World Gymnastics: quando attivo mostra il badge pubblico blu LEVERAGE nella Scheda Atleta; assegnazione e rimozione sono riservate ad Admin/Super Admin e restano tracciate nell'audit.</w:t>
+      </w:r>
+    </w:p>
+    <w:p>
+      <w:pPr>
+        <w:pStyle w:val="ListBullet"/>
+      </w:pPr>
+      <w:r>
+        <w:t>`world_gymnastics_verified_by_admin_id` e un metadato riservato: non compare nelle risposte Athlete pubbliche e viene esposto soltanto nella vista amministrativa protetta della scheda.</w:t>
       </w:r>
     </w:p>
     <w:p/>

--- a/docs/LEVERAGE_overview_completa_progetto.docx
+++ b/docs/LEVERAGE_overview_completa_progetto.docx
@@ -1846,7 +1846,7 @@
         <w:pStyle w:val="ListBullet"/>
       </w:pPr>
       <w:r>
-        <w:t>`is_profile_verified` e un attributo amministrativo distinto dalla verifica del collegamento World Gymnastics: quando attivo mostra il badge pubblico blu LEVERAGE nella Scheda Atleta; assegnazione e rimozione sono riservate ad Admin/Super Admin e restano tracciate nell'audit.</w:t>
+        <w:t>`is_profile_verified` mostra il badge pubblico blu LEVERAGE nella Scheda Atleta. La ricerca di candidati World Gymnastics non modifica il campo; l'assegnazione avviene automaticamente e con audit soltanto quando un Admin/Super Admin seleziona un profilo riscontrato e conferma `Importa dati`. Il normale endpoint di modifica anagrafica non puo alterarlo.</w:t>
       </w:r>
     </w:p>
     <w:p>

--- a/docs/LEVERAGE_overview_completa_progetto.docx
+++ b/docs/LEVERAGE_overview_completa_progetto.docx
@@ -5052,6 +5052,12 @@
     <w:p>
       <w:r>
         <w:t>La scheda atleta puo mostrare il link ufficiale World Gymnastics solo quando verificato.</w:t>
+      </w:r>
+    </w:p>
+    <w:p/>
+    <w:p>
+      <w:r>
+        <w:t>Il flusso comprende inoltre una certificazione controllata dell'identita: la sola ricerca di candidati non assegna alcun badge, mentre la selezione esplicita del profilo e il comando Importa dati impostano is_profile_verified, registrano la decisione nell'audit e mostrano il badge pubblico blu LEVERAGE. I singoli valori proposti restano separatamente soggetti a review Admin. Razionale, limiti e implementazione sono descritti nel capitolo dedicato [LEVERAGE_monografia_certificazione_schede_atleta.md](LEVERAGE_monografia_certificazione_schede_atleta.md).</w:t>
       </w:r>
     </w:p>
     <w:p/>

--- a/docs/LEVERAGE_overview_completa_progetto.docx
+++ b/docs/LEVERAGE_overview_completa_progetto.docx
@@ -5058,6 +5058,12 @@
     <w:p>
       <w:r>
         <w:t>Il flusso comprende inoltre una certificazione controllata dell'identita: la sola ricerca di candidati non assegna alcun badge, mentre la selezione esplicita del profilo e il comando Importa dati impostano is_profile_verified, registrano la decisione nell'audit e mostrano il badge pubblico blu LEVERAGE. I singoli valori proposti restano separatamente soggetti a review Admin. Razionale, limiti e implementazione sono descritti nel capitolo dedicato [LEVERAGE_monografia_certificazione_schede_atleta.md](LEVERAGE_monografia_certificazione_schede_atleta.md).</w:t>
+      </w:r>
+    </w:p>
+    <w:p/>
+    <w:p>
+      <w:r>
+        <w:t>Una migrazione di riallineamento certifica anche i profili approvati prima dell'introduzione del badge, ma solo quando URL ufficiale, data di verifica e Admin verificatore risultano tutti gia registrati.</w:t>
       </w:r>
     </w:p>
     <w:p/>

--- a/docs/LEVERAGE_overview_completa_progetto.docx
+++ b/docs/LEVERAGE_overview_completa_progetto.docx
@@ -5058,6 +5058,12 @@
     <w:p>
       <w:r>
         <w:t>Il flusso comprende inoltre una certificazione controllata dell'identita: la sola ricerca di candidati non assegna alcun badge, mentre la selezione esplicita del profilo e il comando Importa dati impostano is_profile_verified, registrano la decisione nell'audit e mostrano il badge pubblico blu LEVERAGE. I singoli valori proposti restano separatamente soggetti a review Admin. Razionale, limiti e implementazione sono descritti nel capitolo dedicato [LEVERAGE_monografia_certificazione_schede_atleta.md](LEVERAGE_monografia_certificazione_schede_atleta.md).</w:t>
+      </w:r>
+    </w:p>
+    <w:p/>
+    <w:p>
+      <w:r>
+        <w:t>La manutenzione segue un invariante di sicurezza: i dati World Gymnastics sono separati dalla normale anagrafica e diventano modificabili in un blocco dedicato soltanto dopo il collegamento. Un Admin puo revocare il badge, ma non puo attribuirlo manualmente. Una variazione di FIG ID o URL revoca automaticamente la certificazione; per riattivarla e necessario selezionare nuovamente un profilo ufficiale e confermare Importa dati. Ogni passaggio e auditabile e soggetto alla governance Admin/Super Admin.</w:t>
       </w:r>
     </w:p>
     <w:p/>

--- a/docs/LEVERAGE_overview_completa_progetto.docx
+++ b/docs/LEVERAGE_overview_completa_progetto.docx
@@ -1846,7 +1846,7 @@
         <w:pStyle w:val="ListBullet"/>
       </w:pPr>
       <w:r>
-        <w:t>`is_profile_verified` mostra il badge pubblico blu LEVERAGE nella Scheda Atleta. La ricerca di candidati World Gymnastics non modifica il campo; l'assegnazione avviene automaticamente e con audit soltanto quando un Admin/Super Admin seleziona un profilo riscontrato e conferma `Importa dati`. Il normale endpoint di modifica anagrafica non puo alterarlo.</w:t>
+        <w:t>`is_profile_verified` mostra il badge pubblico blu LEVERAGE nella Scheda Atleta. La ricerca di candidati World Gymnastics non modifica il campo; l'assegnazione avviene automaticamente e con audit soltanto quando un Admin/Super Admin seleziona un profilo riscontrato e conferma `Importa dati`. Nella stessa transazione vengono registrati timestamp e Admin verificatore. Il normale endpoint di modifica anagrafica non puo alterarlo e la successiva approvazione dei singoli suggerimenti non ridefinisce i metadati della certificazione.</w:t>
       </w:r>
     </w:p>
     <w:p>
@@ -5057,13 +5057,13 @@
     <w:p/>
     <w:p>
       <w:r>
-        <w:t>Il flusso comprende inoltre una certificazione controllata dell'identita: la sola ricerca di candidati non assegna alcun badge, mentre la selezione esplicita del profilo e il comando Importa dati impostano is_profile_verified, registrano la decisione nell'audit e mostrano il badge pubblico blu LEVERAGE. I singoli valori proposti restano separatamente soggetti a review Admin. Razionale, limiti e implementazione sono descritti nel capitolo dedicato [LEVERAGE_monografia_certificazione_schede_atleta.md](LEVERAGE_monografia_certificazione_schede_atleta.md).</w:t>
-      </w:r>
-    </w:p>
-    <w:p/>
-    <w:p>
-      <w:r>
-        <w:t>La manutenzione segue un invariante di sicurezza: i dati World Gymnastics sono separati dalla normale anagrafica e diventano modificabili in un blocco dedicato soltanto dopo il collegamento. Un Admin puo revocare il badge, ma non puo attribuirlo manualmente. Una variazione di FIG ID o URL revoca automaticamente la certificazione; per riattivarla e necessario selezionare nuovamente un profilo ufficiale e confermare Importa dati. Ogni passaggio e auditabile e soggetto alla governance Admin/Super Admin.</w:t>
+        <w:t>Il flusso comprende inoltre una certificazione controllata dell'identita: la sola ricerca di candidati non assegna alcun badge, mentre la selezione esplicita del profilo e il comando Importa dati impostano atomicamente is_profile_verified, data e Admin verificatore, registrano la decisione nell'audit e mostrano il badge pubblico blu LEVERAGE. I singoli valori proposti restano separatamente soggetti a review Admin e la loro approvazione non modifica i metadati del matching certificato. Razionale, limiti e implementazione sono descritti nel capitolo dedicato [LEVERAGE_monografia_certificazione_schede_atleta.md](LEVERAGE_monografia_certificazione_schede_atleta.md).</w:t>
+      </w:r>
+    </w:p>
+    <w:p/>
+    <w:p>
+      <w:r>
+        <w:t>La manutenzione segue un invariante di sicurezza: i dati World Gymnastics sono separati dalla normale anagrafica e diventano modificabili in un blocco dedicato soltanto dopo il collegamento. Un Admin puo revocare il badge, ma non puo attribuirlo manualmente. Una variazione di FIG ID o URL revoca automaticamente la certificazione; per riattivarla e necessario selezionare nuovamente un profilo ufficiale e confermare Importa dati. Le operazioni che modificano certificazione o dati World Gymnastics sono auditabili e soggette alla governance Admin/Super Admin; ricerca e preview sono protette dai ruoli ma non producono log mutativi artificiali.</w:t>
       </w:r>
     </w:p>
     <w:p/>

--- a/docs/LEVERAGE_overview_completa_progetto.docx
+++ b/docs/LEVERAGE_overview_completa_progetto.docx
@@ -5101,6 +5101,14 @@
         <w:pStyle w:val="ListBullet"/>
       </w:pPr>
       <w:r>
+        <w:t>anteprima non mutativa del riscontro ufficiale;</w:t>
+      </w:r>
+    </w:p>
+    <w:p>
+      <w:pPr>
+        <w:pStyle w:val="ListBullet"/>
+      </w:pPr>
+      <w:r>
         <w:t>collegamento a pagina ufficiale;</w:t>
       </w:r>
     </w:p>
@@ -5134,6 +5142,18 @@
       </w:pPr>
       <w:r>
         <w:t>verifica admin.</w:t>
+      </w:r>
+    </w:p>
+    <w:p/>
+    <w:p>
+      <w:r>
+        <w:t>La Scheda Evento adotta ora lo stesso ciclo controllato consolidato per Athlete, adattato alla diversa semantica dell'entita. Ricerca automatica e ricerca manuale producono prima un'anteprima e non modificano dati o audit. Soltanto Importa dati certifica il matching con la pagina ufficiale, genera i suggerimenti pending e registra atomicamente data e Admin verificatore. L'approvazione, la modifica o il rifiuto dei singoli suggerimenti resta una decisione separata e non riscrive i metadati della verifica.</w:t>
+      </w:r>
+    </w:p>
+    <w:p/>
+    <w:p>
+      <w:r>
+        <w:t>Quando esiste un collegamento, gli strumenti Admin mostrano un blocco World Gymnastics dedicato con FIG event ID, URL e status. La modifica manuale dello status non invalida l'identita; la modifica di FIG ID o URL revoca invece automaticamente data e Admin verificatore. La revoca esplicita conserva il collegamento informativo e una nuova verifica richiede un nuovo riscontro ufficiale confermato tramite Importa dati. Tutte le operazioni mutative sono registrate nell'audit Admin/Super Admin. L'ID dell'Admin verificatore resta escluso dalle API pubbliche e visibile soltanto nella vista amministrativa. A differenza della Scheda Atleta, la Scheda Evento non introduce un badge pubblico: presenta il collegamento e la verifica nella riga informativa World Gymnastics.</w:t>
       </w:r>
     </w:p>
     <w:p/>

--- a/docs/LEVERAGE_overview_completa_progetto.docx
+++ b/docs/LEVERAGE_overview_completa_progetto.docx
@@ -5153,7 +5153,7 @@
     <w:p/>
     <w:p>
       <w:r>
-        <w:t>Quando esiste un collegamento, gli strumenti Admin mostrano un blocco World Gymnastics dedicato con FIG event ID, URL e status. La modifica manuale dello status non invalida l'identita; la modifica di FIG ID o URL revoca invece automaticamente data e Admin verificatore. La revoca esplicita conserva il collegamento informativo e una nuova verifica richiede un nuovo riscontro ufficiale confermato tramite Importa dati. Tutte le operazioni mutative sono registrate nell'audit Admin/Super Admin. L'ID dell'Admin verificatore resta escluso dalle API pubbliche e visibile soltanto nella vista amministrativa. A differenza della Scheda Atleta, la Scheda Evento non introduce un badge pubblico: presenta il collegamento e la verifica nella riga informativa World Gymnastics.</w:t>
+        <w:t>Quando esiste un collegamento, gli strumenti Admin mostrano un blocco World Gymnastics dedicato con FIG event ID, URL e status. La modifica manuale dello status non invalida l'identita; la modifica di FIG ID o URL revoca invece automaticamente data e Admin verificatore. La revoca esplicita conserva il collegamento informativo e una nuova verifica richiede un nuovo riscontro ufficiale confermato tramite Importa dati. Tutte le operazioni mutative sono registrate nell'audit Admin/Super Admin. L'ID dell'Admin verificatore resta escluso dalle API pubbliche e visibile soltanto nella vista amministrativa. Quando la verifica e attiva, la Scheda Evento utilizza lo stesso badge blu LEVERAGE e la stessa riga informativa World Gymnastics della Scheda Atleta. Il badge attesta esclusivamente il matching controllato con la pagina evento ufficiale, non la certificazione automatica di ogni dato o risultato associato.</w:t>
       </w:r>
     </w:p>
     <w:p/>
